--- a/final/Foundation4/Resources/W07-Articulate.docx
+++ b/final/Foundation4/Resources/W07-Articulate.docx
@@ -2977,6 +2977,96 @@
       </w:r>
     </w:p>
     <w:p/>
+    <w:p>
+      <w:r>
+        <w:t>We could also use typecasting to cast the object back to its original form like this:</w:t>
+      </w:r>
+    </w:p>
+    <w:p>
+      <w:pPr>
+        <w:pStyle w:val="HTMLPreformatted"/>
+        <w:shd w:val="clear" w:color="auto" w:fill="262626"/>
+        <w:rPr>
+          <w:color w:val="D0D0D0"/>
+        </w:rPr>
+      </w:pPr>
+    </w:p>
+    <w:p>
+      <w:pPr>
+        <w:pStyle w:val="HTMLPreformatted"/>
+        <w:shd w:val="clear" w:color="auto" w:fill="262626"/>
+        <w:rPr>
+          <w:color w:val="BDBDBD"/>
+        </w:rPr>
+      </w:pPr>
+      <w:r>
+        <w:rPr>
+          <w:color w:val="D0D0D0"/>
+        </w:rPr>
+        <w:t xml:space="preserve">var </w:t>
+      </w:r>
+      <w:proofErr w:type="spellStart"/>
+      <w:r>
+        <w:rPr>
+          <w:color w:val="D0D0D0"/>
+        </w:rPr>
+        <w:t>runningActivity</w:t>
+      </w:r>
+      <w:proofErr w:type="spellEnd"/>
+      <w:r>
+        <w:rPr>
+          <w:color w:val="D0D0D0"/>
+        </w:rPr>
+        <w:t xml:space="preserve"> </w:t>
+      </w:r>
+      <w:r>
+        <w:rPr>
+          <w:color w:val="BDBDBD"/>
+        </w:rPr>
+        <w:t>= (</w:t>
+      </w:r>
+      <w:proofErr w:type="spellStart"/>
+      <w:r>
+        <w:rPr>
+          <w:color w:val="D0D0D0"/>
+        </w:rPr>
+        <w:t>RunningActivity</w:t>
+      </w:r>
+      <w:proofErr w:type="spellEnd"/>
+      <w:r>
+        <w:rPr>
+          <w:color w:val="BDBDBD"/>
+        </w:rPr>
+        <w:t>)</w:t>
+      </w:r>
+      <w:r>
+        <w:rPr>
+          <w:color w:val="D0D0D0"/>
+        </w:rPr>
+        <w:t>activity</w:t>
+      </w:r>
+      <w:r>
+        <w:rPr>
+          <w:color w:val="BDBDBD"/>
+        </w:rPr>
+        <w:t>;</w:t>
+      </w:r>
+    </w:p>
+    <w:p>
+      <w:pPr>
+        <w:pStyle w:val="HTMLPreformatted"/>
+        <w:shd w:val="clear" w:color="auto" w:fill="262626"/>
+        <w:rPr>
+          <w:color w:val="D0D0D0"/>
+        </w:rPr>
+      </w:pPr>
+    </w:p>
+    <w:p/>
+    <w:p>
+      <w:r>
+        <w:t>This would then allow the caller to make any public method calls that are specific to that class.</w:t>
+      </w:r>
+    </w:p>
     <w:sectPr>
       <w:pgSz w:w="12240" w:h="15840"/>
       <w:pgMar w:top="1440" w:right="1440" w:bottom="1440" w:left="1440" w:header="720" w:footer="720" w:gutter="0"/>

--- a/final/Foundation4/Resources/W07-Articulate.docx
+++ b/final/Foundation4/Resources/W07-Articulate.docx
@@ -15,19 +15,7 @@
         <w:t>Abstraction</w:t>
       </w:r>
       <w:r>
-        <w:t xml:space="preserve"> is focusing on the essential</w:t>
-      </w:r>
-      <w:r>
-        <w:t xml:space="preserve">s </w:t>
-      </w:r>
-      <w:r>
-        <w:t xml:space="preserve">of an object while hiding its underlying complexities. </w:t>
-      </w:r>
-      <w:r>
-        <w:t>The outside world just knows about the public methods, they call them and magic happens. You don’t need to know how it happens, but that it happens</w:t>
-      </w:r>
-      <w:r>
-        <w:t>.</w:t>
+        <w:t xml:space="preserve"> is focusing on the essentials of an object while hiding its underlying complexities. The outside world just knows about the public methods, they call them and magic happens. You don’t need to know how it happens, but that it happens.</w:t>
       </w:r>
     </w:p>
     <w:p>
@@ -54,7 +42,6 @@
         <w:t xml:space="preserve"> class uses abstraction by only exposing the </w:t>
       </w:r>
       <w:proofErr w:type="spellStart"/>
-      <w:proofErr w:type="gramStart"/>
       <w:r>
         <w:rPr>
           <w:b/>
@@ -72,17 +59,7 @@
           <w:i/>
           <w:iCs/>
         </w:rPr>
-        <w:t>(</w:t>
-      </w:r>
-      <w:proofErr w:type="gramEnd"/>
-      <w:r>
-        <w:rPr>
-          <w:b/>
-          <w:bCs/>
-          <w:i/>
-          <w:iCs/>
-        </w:rPr>
-        <w:t>)</w:t>
+        <w:t>()</w:t>
       </w:r>
       <w:r>
         <w:t xml:space="preserve"> method. While that method is publicly accessible, what it does it hidden.</w:t>
@@ -1536,41 +1513,12 @@
         <w:t>fields</w:t>
       </w:r>
       <w:r>
-        <w:t xml:space="preserve"> and methods that operate on that data </w:t>
-      </w:r>
-      <w:r>
-        <w:t xml:space="preserve">in </w:t>
-      </w:r>
-      <w:r>
-        <w:t>a class. It protects the data by controlling access to it</w:t>
-      </w:r>
-      <w:r>
-        <w:t xml:space="preserve"> using access modifiers</w:t>
-      </w:r>
-      <w:r>
-        <w:t xml:space="preserve">, </w:t>
-      </w:r>
-      <w:r>
-        <w:t xml:space="preserve">managing </w:t>
-      </w:r>
-      <w:r>
-        <w:t xml:space="preserve">methods </w:t>
-      </w:r>
-      <w:r>
-        <w:t xml:space="preserve">that </w:t>
-      </w:r>
-      <w:r>
-        <w:t>can modify it.</w:t>
+        <w:t xml:space="preserve"> and methods that operate on that data in a class. It protects the data by controlling access to it using access modifiers, managing methods that can modify it.</w:t>
       </w:r>
     </w:p>
     <w:p>
-      <w:proofErr w:type="gramStart"/>
-      <w:r>
-        <w:t>Similarly</w:t>
-      </w:r>
-      <w:proofErr w:type="gramEnd"/>
-      <w:r>
-        <w:t xml:space="preserve"> the </w:t>
+      <w:r>
+        <w:t xml:space="preserve">Similarly the </w:t>
       </w:r>
       <w:proofErr w:type="spellStart"/>
       <w:r>
@@ -1596,7 +1544,6 @@
         <w:t xml:space="preserve">gain access by using the `protected` access modifier. Finally providing the public to use </w:t>
       </w:r>
       <w:proofErr w:type="spellStart"/>
-      <w:proofErr w:type="gramStart"/>
       <w:r>
         <w:rPr>
           <w:b/>
@@ -1614,17 +1561,7 @@
           <w:i/>
           <w:iCs/>
         </w:rPr>
-        <w:t>(</w:t>
-      </w:r>
-      <w:proofErr w:type="gramEnd"/>
-      <w:r>
-        <w:rPr>
-          <w:b/>
-          <w:bCs/>
-          <w:i/>
-          <w:iCs/>
-        </w:rPr>
-        <w:t>)</w:t>
+        <w:t>()</w:t>
       </w:r>
       <w:r>
         <w:t xml:space="preserve"> (see above)</w:t>
@@ -1667,31 +1604,7 @@
         <w:t>Inheritance</w:t>
       </w:r>
       <w:r>
-        <w:t xml:space="preserve"> allows creating new classes (sub</w:t>
-      </w:r>
-      <w:r>
-        <w:t>-</w:t>
-      </w:r>
-      <w:r>
-        <w:t xml:space="preserve">classes) that inherit properties and functionalities from </w:t>
-      </w:r>
-      <w:r>
-        <w:t xml:space="preserve">an </w:t>
-      </w:r>
-      <w:r>
-        <w:t>existing class</w:t>
-      </w:r>
-      <w:r>
-        <w:t xml:space="preserve"> </w:t>
-      </w:r>
-      <w:r>
-        <w:t>(</w:t>
-      </w:r>
-      <w:r>
-        <w:t>base class</w:t>
-      </w:r>
-      <w:r>
-        <w:t>). This promotes code reusability and creates hierarchical relationships between objects.</w:t>
+        <w:t xml:space="preserve"> allows creating new classes (sub-classes) that inherit properties and functionalities from an existing class (base class). This promotes code reusability and creates hierarchical relationships between objects.</w:t>
       </w:r>
     </w:p>
     <w:p>
@@ -1712,15 +1625,7 @@
       </w:r>
       <w:proofErr w:type="spellEnd"/>
       <w:r>
-        <w:t xml:space="preserve"> class attributes and methods. It can then add </w:t>
-      </w:r>
-      <w:proofErr w:type="gramStart"/>
-      <w:r>
-        <w:t>it’s</w:t>
-      </w:r>
-      <w:proofErr w:type="gramEnd"/>
-      <w:r>
-        <w:t xml:space="preserve"> own </w:t>
+        <w:t xml:space="preserve"> class attributes and methods. It can then add it’s own </w:t>
       </w:r>
       <w:r>
         <w:rPr>
@@ -2846,13 +2751,7 @@
         <w:rPr>
           <w:color w:val="BDBDBD"/>
         </w:rPr>
-        <w:t>()</w:t>
-      </w:r>
-      <w:r>
-        <w:rPr>
-          <w:color w:val="BDBDBD"/>
-        </w:rPr>
-        <w:t xml:space="preserve"> {…}</w:t>
+        <w:t>() {…}</w:t>
       </w:r>
       <w:r>
         <w:rPr>
@@ -2888,7 +2787,6 @@
         <w:t xml:space="preserve"> </w:t>
       </w:r>
       <w:proofErr w:type="spellStart"/>
-      <w:proofErr w:type="gramStart"/>
       <w:r>
         <w:rPr>
           <w:color w:val="39CC9B"/>
@@ -2900,20 +2798,7 @@
         <w:rPr>
           <w:color w:val="BDBDBD"/>
         </w:rPr>
-        <w:t>(</w:t>
-      </w:r>
-      <w:proofErr w:type="gramEnd"/>
-      <w:r>
-        <w:rPr>
-          <w:color w:val="BDBDBD"/>
-        </w:rPr>
-        <w:t>)</w:t>
-      </w:r>
-      <w:r>
-        <w:rPr>
-          <w:color w:val="BDBDBD"/>
-        </w:rPr>
-        <w:t xml:space="preserve"> {…}</w:t>
+        <w:t>() {…}</w:t>
       </w:r>
       <w:r>
         <w:rPr>
@@ -2960,13 +2845,7 @@
         <w:rPr>
           <w:color w:val="BDBDBD"/>
         </w:rPr>
-        <w:t>()</w:t>
-      </w:r>
-      <w:r>
-        <w:rPr>
-          <w:color w:val="BDBDBD"/>
-        </w:rPr>
-        <w:t xml:space="preserve"> {…}</w:t>
+        <w:t>() {…}</w:t>
       </w:r>
       <w:r>
         <w:rPr>
@@ -3065,6 +2944,49 @@
     <w:p>
       <w:r>
         <w:t>This would then allow the caller to make any public method calls that are specific to that class.</w:t>
+      </w:r>
+    </w:p>
+    <w:p>
+      <w:r>
+        <w:br w:type="page"/>
+      </w:r>
+    </w:p>
+    <w:p>
+      <w:r>
+        <w:rPr>
+          <w:b/>
+          <w:bCs/>
+          <w:i/>
+          <w:iCs/>
+        </w:rPr>
+        <w:lastRenderedPageBreak/>
+        <w:t>Enabling Change.</w:t>
+      </w:r>
+      <w:r>
+        <w:t xml:space="preserve"> This is easiest to see if you look at the </w:t>
+      </w:r>
+      <w:proofErr w:type="spellStart"/>
+      <w:r>
+        <w:rPr>
+          <w:b/>
+          <w:bCs/>
+          <w:i/>
+          <w:iCs/>
+        </w:rPr>
+        <w:t>ActivityBase.GetSummary</w:t>
+      </w:r>
+      <w:proofErr w:type="spellEnd"/>
+      <w:r>
+        <w:rPr>
+          <w:b/>
+          <w:bCs/>
+          <w:i/>
+          <w:iCs/>
+        </w:rPr>
+        <w:t>()</w:t>
+      </w:r>
+      <w:r>
+        <w:t xml:space="preserve"> method. This one method is used for all child classes. If we wanted the message to be modified, you just need to make one change and all sub-classes get the update modifications. </w:t>
       </w:r>
     </w:p>
     <w:sectPr>
